--- a/CalendarioAgo26/Actividades/Actividad2_ACL/Actividad2/Act2_matricula.docx
+++ b/CalendarioAgo26/Actividades/Actividad2_ACL/Actividad2/Act2_matricula.docx
@@ -560,21 +560,14 @@
           <w:rFonts w:ascii="Arial" w:hAnsi="Arial" w:cs="Arial"/>
           <w:color w:val="0D0D0D" w:themeColor="text1" w:themeTint="F2"/>
         </w:rPr>
-        <w:t>tod</w:t>
-      </w:r>
-      <w:r>
-        <w:rPr>
-          <w:rFonts w:ascii="Arial" w:hAnsi="Arial" w:cs="Arial"/>
-          <w:color w:val="0D0D0D" w:themeColor="text1" w:themeTint="F2"/>
-        </w:rPr>
-        <w:t>os equipos</w:t>
-      </w:r>
-      <w:r>
-        <w:rPr>
-          <w:rFonts w:ascii="Arial" w:hAnsi="Arial" w:cs="Arial"/>
-          <w:color w:val="0D0D0D" w:themeColor="text1" w:themeTint="F2"/>
-        </w:rPr>
-        <w:t xml:space="preserve"> terminales</w:t>
+        <w:t xml:space="preserve">los dispositivos </w:t>
+      </w:r>
+      <w:r>
+        <w:rPr>
+          <w:rFonts w:ascii="Arial" w:hAnsi="Arial" w:cs="Arial"/>
+          <w:color w:val="0D0D0D" w:themeColor="text1" w:themeTint="F2"/>
+        </w:rPr>
+        <w:t>terminales</w:t>
       </w:r>
       <w:r>
         <w:rPr>
@@ -588,7 +581,35 @@
           <w:rFonts w:ascii="Arial" w:hAnsi="Arial" w:cs="Arial"/>
           <w:color w:val="0D0D0D" w:themeColor="text1" w:themeTint="F2"/>
         </w:rPr>
-        <w:t xml:space="preserve">de la subred de </w:t>
+        <w:t>de la</w:t>
+      </w:r>
+      <w:r>
+        <w:rPr>
+          <w:rFonts w:ascii="Arial" w:hAnsi="Arial" w:cs="Arial"/>
+          <w:color w:val="0D0D0D" w:themeColor="text1" w:themeTint="F2"/>
+        </w:rPr>
+        <w:t>s</w:t>
+      </w:r>
+      <w:r>
+        <w:rPr>
+          <w:rFonts w:ascii="Arial" w:hAnsi="Arial" w:cs="Arial"/>
+          <w:color w:val="0D0D0D" w:themeColor="text1" w:themeTint="F2"/>
+        </w:rPr>
+        <w:t xml:space="preserve"> subred</w:t>
+      </w:r>
+      <w:r>
+        <w:rPr>
+          <w:rFonts w:ascii="Arial" w:hAnsi="Arial" w:cs="Arial"/>
+          <w:color w:val="0D0D0D" w:themeColor="text1" w:themeTint="F2"/>
+        </w:rPr>
+        <w:t>es</w:t>
+      </w:r>
+      <w:r>
+        <w:rPr>
+          <w:rFonts w:ascii="Arial" w:hAnsi="Arial" w:cs="Arial"/>
+          <w:color w:val="0D0D0D" w:themeColor="text1" w:themeTint="F2"/>
+        </w:rPr>
+        <w:t xml:space="preserve"> de </w:t>
       </w:r>
       <w:r>
         <w:rPr>
@@ -606,7 +627,21 @@
           <w:bCs/>
           <w:color w:val="0D0D0D" w:themeColor="text1" w:themeTint="F2"/>
         </w:rPr>
-        <w:t xml:space="preserve"> y </w:t>
+        <w:t xml:space="preserve"> </w:t>
+      </w:r>
+      <w:r>
+        <w:rPr>
+          <w:rFonts w:ascii="Arial" w:hAnsi="Arial" w:cs="Arial"/>
+          <w:color w:val="0D0D0D" w:themeColor="text1" w:themeTint="F2"/>
+        </w:rPr>
+        <w:t xml:space="preserve">y </w:t>
+      </w:r>
+      <w:r>
+        <w:rPr>
+          <w:rFonts w:ascii="Arial" w:hAnsi="Arial" w:cs="Arial"/>
+          <w:color w:val="0D0D0D" w:themeColor="text1" w:themeTint="F2"/>
+        </w:rPr>
+        <w:t xml:space="preserve">de </w:t>
       </w:r>
       <w:r>
         <w:rPr>
@@ -1028,8 +1063,20 @@
           <w:szCs w:val="20"/>
           <w:lang w:val="en-US"/>
         </w:rPr>
-        <w:t>router(config-if)#</w:t>
-      </w:r>
+        <w:t>router(config-</w:t>
+      </w:r>
+      <w:proofErr w:type="gramStart"/>
+      <w:r>
+        <w:rPr>
+          <w:rFonts w:ascii="Arial" w:hAnsi="Arial" w:cs="Arial"/>
+          <w:color w:val="2D3B45"/>
+          <w:sz w:val="20"/>
+          <w:szCs w:val="20"/>
+          <w:lang w:val="en-US"/>
+        </w:rPr>
+        <w:t>if)#</w:t>
+      </w:r>
+      <w:proofErr w:type="gramEnd"/>
     </w:p>
     <w:p>
       <w:pPr>
@@ -2643,6 +2690,7 @@
         </w:rPr>
         <w:t xml:space="preserve"> desde cualquier IP asociada con la subred de los </w:t>
       </w:r>
+      <w:proofErr w:type="gramStart"/>
       <w:r>
         <w:rPr>
           <w:rFonts w:ascii="Arial" w:hAnsi="Arial" w:cs="Arial"/>
@@ -2652,6 +2700,7 @@
         </w:rPr>
         <w:t>Directores</w:t>
       </w:r>
+      <w:proofErr w:type="gramEnd"/>
       <w:r>
         <w:rPr>
           <w:rFonts w:ascii="Arial" w:hAnsi="Arial" w:cs="Arial"/>
@@ -2719,6 +2768,7 @@
         </w:rPr>
         <w:t xml:space="preserve"> al no permitir ningún tipo de tráfico desde direcciones diferentes de </w:t>
       </w:r>
+      <w:proofErr w:type="gramStart"/>
       <w:r>
         <w:rPr>
           <w:rFonts w:ascii="Arial" w:hAnsi="Arial" w:cs="Arial"/>
@@ -2728,6 +2778,7 @@
         </w:rPr>
         <w:t>Directores</w:t>
       </w:r>
+      <w:proofErr w:type="gramEnd"/>
       <w:r>
         <w:rPr>
           <w:rFonts w:ascii="Arial" w:hAnsi="Arial" w:cs="Arial"/>
@@ -2986,8 +3037,20 @@
           <w:szCs w:val="20"/>
           <w:lang w:val="en-US"/>
         </w:rPr>
-        <w:t>router(config-if)#</w:t>
-      </w:r>
+        <w:t>router(config-</w:t>
+      </w:r>
+      <w:proofErr w:type="gramStart"/>
+      <w:r>
+        <w:rPr>
+          <w:rFonts w:ascii="Arial" w:hAnsi="Arial" w:cs="Arial"/>
+          <w:color w:val="2D3B45"/>
+          <w:sz w:val="20"/>
+          <w:szCs w:val="20"/>
+          <w:lang w:val="en-US"/>
+        </w:rPr>
+        <w:t>if)#</w:t>
+      </w:r>
+      <w:proofErr w:type="gramEnd"/>
     </w:p>
     <w:p>
       <w:pPr>
@@ -6938,7 +7001,7 @@
       <w:lang w:val="en-US" w:eastAsia="en-US"/>
     </w:rPr>
   </w:style>
-  <w:style w:type="character" w:styleId="Textoennegrita">
+  <w:style w:type="character" w:styleId="Fuerte">
     <w:name w:val="Strong"/>
     <w:basedOn w:val="Fuentedeprrafopredeter"/>
     <w:uiPriority w:val="22"/>

--- a/CalendarioAgo26/Actividades/Actividad2_ACL/Actividad2/Act2_matricula.docx
+++ b/CalendarioAgo26/Actividades/Actividad2_ACL/Actividad2/Act2_matricula.docx
@@ -516,12 +516,26 @@
       <w:r>
         <w:rPr>
           <w:rFonts w:ascii="Arial" w:hAnsi="Arial" w:cs="Arial"/>
+          <w:color w:val="0D0D0D" w:themeColor="text1" w:themeTint="F2"/>
+          <w:lang w:val="es-MX"/>
+        </w:rPr>
+        <w:t>acceso</w:t>
+      </w:r>
+      <w:r>
+        <w:rPr>
+          <w:rFonts w:ascii="Arial" w:hAnsi="Arial" w:cs="Arial"/>
           <w:b/>
           <w:bCs/>
           <w:color w:val="0D0D0D" w:themeColor="text1" w:themeTint="F2"/>
-          <w:lang w:val="es-MX"/>
-        </w:rPr>
-        <w:t>acceso</w:t>
+        </w:rPr>
+        <w:t xml:space="preserve"> extendida</w:t>
+      </w:r>
+      <w:r>
+        <w:rPr>
+          <w:rFonts w:ascii="Arial" w:hAnsi="Arial" w:cs="Arial"/>
+          <w:color w:val="0D0D0D" w:themeColor="text1" w:themeTint="F2"/>
+        </w:rPr>
+        <w:t xml:space="preserve"> que </w:t>
       </w:r>
       <w:r>
         <w:rPr>
@@ -530,14 +544,70 @@
           <w:bCs/>
           <w:color w:val="0D0D0D" w:themeColor="text1" w:themeTint="F2"/>
         </w:rPr>
-        <w:t xml:space="preserve"> extendida</w:t>
-      </w:r>
-      <w:r>
-        <w:rPr>
-          <w:rFonts w:ascii="Arial" w:hAnsi="Arial" w:cs="Arial"/>
-          <w:color w:val="0D0D0D" w:themeColor="text1" w:themeTint="F2"/>
-        </w:rPr>
-        <w:t xml:space="preserve"> que </w:t>
+        <w:t xml:space="preserve">impida </w:t>
+      </w:r>
+      <w:r>
+        <w:rPr>
+          <w:rFonts w:ascii="Arial" w:hAnsi="Arial" w:cs="Arial"/>
+          <w:color w:val="0D0D0D" w:themeColor="text1" w:themeTint="F2"/>
+        </w:rPr>
+        <w:t xml:space="preserve">que </w:t>
+      </w:r>
+      <w:r>
+        <w:rPr>
+          <w:rFonts w:ascii="Arial" w:hAnsi="Arial" w:cs="Arial"/>
+          <w:color w:val="0D0D0D" w:themeColor="text1" w:themeTint="F2"/>
+        </w:rPr>
+        <w:t xml:space="preserve">los dispositivos </w:t>
+      </w:r>
+      <w:r>
+        <w:rPr>
+          <w:rFonts w:ascii="Arial" w:hAnsi="Arial" w:cs="Arial"/>
+          <w:color w:val="0D0D0D" w:themeColor="text1" w:themeTint="F2"/>
+        </w:rPr>
+        <w:t>terminales</w:t>
+      </w:r>
+      <w:r>
+        <w:rPr>
+          <w:rFonts w:ascii="Arial" w:hAnsi="Arial" w:cs="Arial"/>
+          <w:color w:val="0D0D0D" w:themeColor="text1" w:themeTint="F2"/>
+        </w:rPr>
+        <w:t xml:space="preserve"> </w:t>
+      </w:r>
+      <w:r>
+        <w:rPr>
+          <w:rFonts w:ascii="Arial" w:hAnsi="Arial" w:cs="Arial"/>
+          <w:color w:val="0D0D0D" w:themeColor="text1" w:themeTint="F2"/>
+        </w:rPr>
+        <w:t>de la</w:t>
+      </w:r>
+      <w:r>
+        <w:rPr>
+          <w:rFonts w:ascii="Arial" w:hAnsi="Arial" w:cs="Arial"/>
+          <w:color w:val="0D0D0D" w:themeColor="text1" w:themeTint="F2"/>
+        </w:rPr>
+        <w:t>s</w:t>
+      </w:r>
+      <w:r>
+        <w:rPr>
+          <w:rFonts w:ascii="Arial" w:hAnsi="Arial" w:cs="Arial"/>
+          <w:color w:val="0D0D0D" w:themeColor="text1" w:themeTint="F2"/>
+        </w:rPr>
+        <w:t xml:space="preserve"> subred</w:t>
+      </w:r>
+      <w:r>
+        <w:rPr>
+          <w:rFonts w:ascii="Arial" w:hAnsi="Arial" w:cs="Arial"/>
+          <w:color w:val="0D0D0D" w:themeColor="text1" w:themeTint="F2"/>
+        </w:rPr>
+        <w:t>es</w:t>
+      </w:r>
+      <w:r>
+        <w:rPr>
+          <w:rFonts w:ascii="Arial" w:hAnsi="Arial" w:cs="Arial"/>
+          <w:color w:val="0D0D0D" w:themeColor="text1" w:themeTint="F2"/>
+        </w:rPr>
+        <w:t xml:space="preserve"> de </w:t>
       </w:r>
       <w:r>
         <w:rPr>
@@ -546,70 +616,7 @@
           <w:bCs/>
           <w:color w:val="0D0D0D" w:themeColor="text1" w:themeTint="F2"/>
         </w:rPr>
-        <w:t xml:space="preserve">impida </w:t>
-      </w:r>
-      <w:r>
-        <w:rPr>
-          <w:rFonts w:ascii="Arial" w:hAnsi="Arial" w:cs="Arial"/>
-          <w:color w:val="0D0D0D" w:themeColor="text1" w:themeTint="F2"/>
-        </w:rPr>
-        <w:t xml:space="preserve">que </w:t>
-      </w:r>
-      <w:r>
-        <w:rPr>
-          <w:rFonts w:ascii="Arial" w:hAnsi="Arial" w:cs="Arial"/>
-          <w:color w:val="0D0D0D" w:themeColor="text1" w:themeTint="F2"/>
-        </w:rPr>
-        <w:t xml:space="preserve">los dispositivos </w:t>
-      </w:r>
-      <w:r>
-        <w:rPr>
-          <w:rFonts w:ascii="Arial" w:hAnsi="Arial" w:cs="Arial"/>
-          <w:color w:val="0D0D0D" w:themeColor="text1" w:themeTint="F2"/>
-        </w:rPr>
-        <w:t>terminales</w:t>
-      </w:r>
-      <w:r>
-        <w:rPr>
-          <w:rFonts w:ascii="Arial" w:hAnsi="Arial" w:cs="Arial"/>
-          <w:color w:val="0D0D0D" w:themeColor="text1" w:themeTint="F2"/>
-        </w:rPr>
-        <w:t xml:space="preserve"> </w:t>
-      </w:r>
-      <w:r>
-        <w:rPr>
-          <w:rFonts w:ascii="Arial" w:hAnsi="Arial" w:cs="Arial"/>
-          <w:color w:val="0D0D0D" w:themeColor="text1" w:themeTint="F2"/>
-        </w:rPr>
-        <w:t>de la</w:t>
-      </w:r>
-      <w:r>
-        <w:rPr>
-          <w:rFonts w:ascii="Arial" w:hAnsi="Arial" w:cs="Arial"/>
-          <w:color w:val="0D0D0D" w:themeColor="text1" w:themeTint="F2"/>
-        </w:rPr>
-        <w:t>s</w:t>
-      </w:r>
-      <w:r>
-        <w:rPr>
-          <w:rFonts w:ascii="Arial" w:hAnsi="Arial" w:cs="Arial"/>
-          <w:color w:val="0D0D0D" w:themeColor="text1" w:themeTint="F2"/>
-        </w:rPr>
-        <w:t xml:space="preserve"> subred</w:t>
-      </w:r>
-      <w:r>
-        <w:rPr>
-          <w:rFonts w:ascii="Arial" w:hAnsi="Arial" w:cs="Arial"/>
-          <w:color w:val="0D0D0D" w:themeColor="text1" w:themeTint="F2"/>
-        </w:rPr>
-        <w:t>es</w:t>
-      </w:r>
-      <w:r>
-        <w:rPr>
-          <w:rFonts w:ascii="Arial" w:hAnsi="Arial" w:cs="Arial"/>
-          <w:color w:val="0D0D0D" w:themeColor="text1" w:themeTint="F2"/>
-        </w:rPr>
-        <w:t xml:space="preserve"> de </w:t>
+        <w:t>Alumnos</w:t>
       </w:r>
       <w:r>
         <w:rPr>
@@ -618,7 +625,21 @@
           <w:bCs/>
           <w:color w:val="0D0D0D" w:themeColor="text1" w:themeTint="F2"/>
         </w:rPr>
-        <w:t>Alumnos</w:t>
+        <w:t xml:space="preserve"> </w:t>
+      </w:r>
+      <w:r>
+        <w:rPr>
+          <w:rFonts w:ascii="Arial" w:hAnsi="Arial" w:cs="Arial"/>
+          <w:color w:val="0D0D0D" w:themeColor="text1" w:themeTint="F2"/>
+        </w:rPr>
+        <w:t xml:space="preserve">y </w:t>
+      </w:r>
+      <w:r>
+        <w:rPr>
+          <w:rFonts w:ascii="Arial" w:hAnsi="Arial" w:cs="Arial"/>
+          <w:color w:val="0D0D0D" w:themeColor="text1" w:themeTint="F2"/>
+        </w:rPr>
+        <w:t xml:space="preserve">de </w:t>
       </w:r>
       <w:r>
         <w:rPr>
@@ -627,21 +648,29 @@
           <w:bCs/>
           <w:color w:val="0D0D0D" w:themeColor="text1" w:themeTint="F2"/>
         </w:rPr>
-        <w:t xml:space="preserve"> </w:t>
-      </w:r>
-      <w:r>
-        <w:rPr>
-          <w:rFonts w:ascii="Arial" w:hAnsi="Arial" w:cs="Arial"/>
-          <w:color w:val="0D0D0D" w:themeColor="text1" w:themeTint="F2"/>
-        </w:rPr>
-        <w:t xml:space="preserve">y </w:t>
-      </w:r>
-      <w:r>
-        <w:rPr>
-          <w:rFonts w:ascii="Arial" w:hAnsi="Arial" w:cs="Arial"/>
-          <w:color w:val="0D0D0D" w:themeColor="text1" w:themeTint="F2"/>
-        </w:rPr>
-        <w:t xml:space="preserve">de </w:t>
+        <w:t>Profesores</w:t>
+      </w:r>
+      <w:r>
+        <w:rPr>
+          <w:rFonts w:ascii="Arial" w:hAnsi="Arial" w:cs="Arial"/>
+          <w:color w:val="0D0D0D" w:themeColor="text1" w:themeTint="F2"/>
+        </w:rPr>
+        <w:t xml:space="preserve"> tengan acceso </w:t>
+      </w:r>
+      <w:r>
+        <w:rPr>
+          <w:rFonts w:ascii="Arial" w:hAnsi="Arial" w:cs="Arial"/>
+          <w:color w:val="0D0D0D" w:themeColor="text1" w:themeTint="F2"/>
+          <w:lang w:val="es-MX"/>
+        </w:rPr>
+        <w:t>externo</w:t>
+      </w:r>
+      <w:r>
+        <w:rPr>
+          <w:rFonts w:ascii="Arial" w:hAnsi="Arial" w:cs="Arial"/>
+          <w:color w:val="0D0D0D" w:themeColor="text1" w:themeTint="F2"/>
+        </w:rPr>
+        <w:t xml:space="preserve"> a los servicios de </w:t>
       </w:r>
       <w:r>
         <w:rPr>
@@ -650,14 +679,14 @@
           <w:bCs/>
           <w:color w:val="0D0D0D" w:themeColor="text1" w:themeTint="F2"/>
         </w:rPr>
-        <w:t>Profesores</w:t>
-      </w:r>
-      <w:r>
-        <w:rPr>
-          <w:rFonts w:ascii="Arial" w:hAnsi="Arial" w:cs="Arial"/>
-          <w:color w:val="0D0D0D" w:themeColor="text1" w:themeTint="F2"/>
-        </w:rPr>
-        <w:t xml:space="preserve"> tengan acceso </w:t>
+        <w:t xml:space="preserve">WEB </w:t>
+      </w:r>
+      <w:r>
+        <w:rPr>
+          <w:rFonts w:ascii="Arial" w:hAnsi="Arial" w:cs="Arial"/>
+          <w:color w:val="0D0D0D" w:themeColor="text1" w:themeTint="F2"/>
+        </w:rPr>
+        <w:t xml:space="preserve">del </w:t>
       </w:r>
       <w:r>
         <w:rPr>
@@ -665,14 +694,14 @@
           <w:color w:val="0D0D0D" w:themeColor="text1" w:themeTint="F2"/>
           <w:lang w:val="es-MX"/>
         </w:rPr>
-        <w:t>externo</w:t>
-      </w:r>
-      <w:r>
-        <w:rPr>
-          <w:rFonts w:ascii="Arial" w:hAnsi="Arial" w:cs="Arial"/>
-          <w:color w:val="0D0D0D" w:themeColor="text1" w:themeTint="F2"/>
-        </w:rPr>
-        <w:t xml:space="preserve"> a los servicios de </w:t>
+        <w:t>servidor</w:t>
+      </w:r>
+      <w:r>
+        <w:rPr>
+          <w:rFonts w:ascii="Arial" w:hAnsi="Arial" w:cs="Arial"/>
+          <w:color w:val="0D0D0D" w:themeColor="text1" w:themeTint="F2"/>
+        </w:rPr>
+        <w:t xml:space="preserve"> </w:t>
       </w:r>
       <w:r>
         <w:rPr>
@@ -681,29 +710,14 @@
           <w:bCs/>
           <w:color w:val="0D0D0D" w:themeColor="text1" w:themeTint="F2"/>
         </w:rPr>
-        <w:t xml:space="preserve">WEB </w:t>
-      </w:r>
-      <w:r>
-        <w:rPr>
-          <w:rFonts w:ascii="Arial" w:hAnsi="Arial" w:cs="Arial"/>
-          <w:color w:val="0D0D0D" w:themeColor="text1" w:themeTint="F2"/>
-        </w:rPr>
-        <w:t xml:space="preserve">del </w:t>
-      </w:r>
-      <w:r>
-        <w:rPr>
-          <w:rFonts w:ascii="Arial" w:hAnsi="Arial" w:cs="Arial"/>
-          <w:color w:val="0D0D0D" w:themeColor="text1" w:themeTint="F2"/>
-          <w:lang w:val="es-MX"/>
-        </w:rPr>
-        <w:t>servidor</w:t>
-      </w:r>
-      <w:r>
-        <w:rPr>
-          <w:rFonts w:ascii="Arial" w:hAnsi="Arial" w:cs="Arial"/>
-          <w:color w:val="0D0D0D" w:themeColor="text1" w:themeTint="F2"/>
-        </w:rPr>
-        <w:t xml:space="preserve"> </w:t>
+        <w:t>cnn.com</w:t>
+      </w:r>
+      <w:r>
+        <w:rPr>
+          <w:rFonts w:ascii="Arial" w:hAnsi="Arial" w:cs="Arial"/>
+          <w:color w:val="0D0D0D" w:themeColor="text1" w:themeTint="F2"/>
+        </w:rPr>
+        <w:t xml:space="preserve">. El resto de las direcciones IP pueden acceder sin restricción a todos los servicios de Internet incluyendo todo el tráfico que no sea </w:t>
       </w:r>
       <w:r>
         <w:rPr>
@@ -712,14 +726,56 @@
           <w:bCs/>
           <w:color w:val="0D0D0D" w:themeColor="text1" w:themeTint="F2"/>
         </w:rPr>
-        <w:t>cnn.com</w:t>
-      </w:r>
-      <w:r>
-        <w:rPr>
-          <w:rFonts w:ascii="Arial" w:hAnsi="Arial" w:cs="Arial"/>
-          <w:color w:val="0D0D0D" w:themeColor="text1" w:themeTint="F2"/>
-        </w:rPr>
-        <w:t xml:space="preserve">. El resto de las direcciones IP pueden acceder sin restricción a todos los servicios de Internet incluyendo todo el tráfico que no sea </w:t>
+        <w:t>WEB</w:t>
+      </w:r>
+      <w:r>
+        <w:rPr>
+          <w:rFonts w:ascii="Arial" w:hAnsi="Arial" w:cs="Arial"/>
+          <w:color w:val="0D0D0D" w:themeColor="text1" w:themeTint="F2"/>
+        </w:rPr>
+        <w:t xml:space="preserve"> y se dirija a</w:t>
+      </w:r>
+      <w:r>
+        <w:rPr>
+          <w:rFonts w:ascii="Arial" w:hAnsi="Arial" w:cs="Arial"/>
+          <w:color w:val="0D0D0D" w:themeColor="text1" w:themeTint="F2"/>
+        </w:rPr>
+        <w:t xml:space="preserve"> </w:t>
+      </w:r>
+      <w:r>
+        <w:rPr>
+          <w:rFonts w:ascii="Arial" w:hAnsi="Arial" w:cs="Arial"/>
+          <w:color w:val="0D0D0D" w:themeColor="text1" w:themeTint="F2"/>
+        </w:rPr>
+        <w:t>l</w:t>
+      </w:r>
+      <w:r>
+        <w:rPr>
+          <w:rFonts w:ascii="Arial" w:hAnsi="Arial" w:cs="Arial"/>
+          <w:color w:val="0D0D0D" w:themeColor="text1" w:themeTint="F2"/>
+        </w:rPr>
+        <w:t>os</w:t>
+      </w:r>
+      <w:r>
+        <w:rPr>
+          <w:rFonts w:ascii="Arial" w:hAnsi="Arial" w:cs="Arial"/>
+          <w:color w:val="0D0D0D" w:themeColor="text1" w:themeTint="F2"/>
+        </w:rPr>
+        <w:t xml:space="preserve"> servidor</w:t>
+      </w:r>
+      <w:r>
+        <w:rPr>
+          <w:rFonts w:ascii="Arial" w:hAnsi="Arial" w:cs="Arial"/>
+          <w:color w:val="0D0D0D" w:themeColor="text1" w:themeTint="F2"/>
+        </w:rPr>
+        <w:t>es</w:t>
+      </w:r>
+      <w:r>
+        <w:rPr>
+          <w:rFonts w:ascii="Arial" w:hAnsi="Arial" w:cs="Arial"/>
+          <w:color w:val="0D0D0D" w:themeColor="text1" w:themeTint="F2"/>
+        </w:rPr>
+        <w:t xml:space="preserve"> de </w:t>
       </w:r>
       <w:r>
         <w:rPr>
@@ -728,56 +784,7 @@
           <w:bCs/>
           <w:color w:val="0D0D0D" w:themeColor="text1" w:themeTint="F2"/>
         </w:rPr>
-        <w:t>WEB</w:t>
-      </w:r>
-      <w:r>
-        <w:rPr>
-          <w:rFonts w:ascii="Arial" w:hAnsi="Arial" w:cs="Arial"/>
-          <w:color w:val="0D0D0D" w:themeColor="text1" w:themeTint="F2"/>
-        </w:rPr>
-        <w:t xml:space="preserve"> y se dirija a</w:t>
-      </w:r>
-      <w:r>
-        <w:rPr>
-          <w:rFonts w:ascii="Arial" w:hAnsi="Arial" w:cs="Arial"/>
-          <w:color w:val="0D0D0D" w:themeColor="text1" w:themeTint="F2"/>
-        </w:rPr>
-        <w:t xml:space="preserve"> </w:t>
-      </w:r>
-      <w:r>
-        <w:rPr>
-          <w:rFonts w:ascii="Arial" w:hAnsi="Arial" w:cs="Arial"/>
-          <w:color w:val="0D0D0D" w:themeColor="text1" w:themeTint="F2"/>
-        </w:rPr>
-        <w:t>l</w:t>
-      </w:r>
-      <w:r>
-        <w:rPr>
-          <w:rFonts w:ascii="Arial" w:hAnsi="Arial" w:cs="Arial"/>
-          <w:color w:val="0D0D0D" w:themeColor="text1" w:themeTint="F2"/>
-        </w:rPr>
-        <w:t>os</w:t>
-      </w:r>
-      <w:r>
-        <w:rPr>
-          <w:rFonts w:ascii="Arial" w:hAnsi="Arial" w:cs="Arial"/>
-          <w:color w:val="0D0D0D" w:themeColor="text1" w:themeTint="F2"/>
-        </w:rPr>
-        <w:t xml:space="preserve"> servidor</w:t>
-      </w:r>
-      <w:r>
-        <w:rPr>
-          <w:rFonts w:ascii="Arial" w:hAnsi="Arial" w:cs="Arial"/>
-          <w:color w:val="0D0D0D" w:themeColor="text1" w:themeTint="F2"/>
-        </w:rPr>
-        <w:t>es</w:t>
-      </w:r>
-      <w:r>
-        <w:rPr>
-          <w:rFonts w:ascii="Arial" w:hAnsi="Arial" w:cs="Arial"/>
-          <w:color w:val="0D0D0D" w:themeColor="text1" w:themeTint="F2"/>
-        </w:rPr>
-        <w:t xml:space="preserve"> de </w:t>
+        <w:t>Facebook.</w:t>
       </w:r>
       <w:r>
         <w:rPr>
@@ -786,7 +793,14 @@
           <w:bCs/>
           <w:color w:val="0D0D0D" w:themeColor="text1" w:themeTint="F2"/>
         </w:rPr>
-        <w:t>Facebook.</w:t>
+        <w:t>com</w:t>
+      </w:r>
+      <w:r>
+        <w:rPr>
+          <w:rFonts w:ascii="Arial" w:hAnsi="Arial" w:cs="Arial"/>
+          <w:color w:val="0D0D0D" w:themeColor="text1" w:themeTint="F2"/>
+        </w:rPr>
+        <w:t xml:space="preserve"> y </w:t>
       </w:r>
       <w:r>
         <w:rPr>
@@ -795,14 +809,7 @@
           <w:bCs/>
           <w:color w:val="0D0D0D" w:themeColor="text1" w:themeTint="F2"/>
         </w:rPr>
-        <w:t>com</w:t>
-      </w:r>
-      <w:r>
-        <w:rPr>
-          <w:rFonts w:ascii="Arial" w:hAnsi="Arial" w:cs="Arial"/>
-          <w:color w:val="0D0D0D" w:themeColor="text1" w:themeTint="F2"/>
-        </w:rPr>
-        <w:t xml:space="preserve"> y </w:t>
+        <w:t>X.com.</w:t>
       </w:r>
       <w:r>
         <w:rPr>
@@ -811,7 +818,14 @@
           <w:bCs/>
           <w:color w:val="0D0D0D" w:themeColor="text1" w:themeTint="F2"/>
         </w:rPr>
-        <w:t>X.com.</w:t>
+        <w:t xml:space="preserve"> </w:t>
+      </w:r>
+      <w:r>
+        <w:rPr>
+          <w:rFonts w:ascii="Arial" w:hAnsi="Arial" w:cs="Arial"/>
+          <w:color w:val="0D0D0D" w:themeColor="text1" w:themeTint="F2"/>
+        </w:rPr>
+        <w:t xml:space="preserve">Utiliza la configuración del archivo </w:t>
       </w:r>
       <w:r>
         <w:rPr>
@@ -820,14 +834,7 @@
           <w:bCs/>
           <w:color w:val="0D0D0D" w:themeColor="text1" w:themeTint="F2"/>
         </w:rPr>
-        <w:t xml:space="preserve"> </w:t>
-      </w:r>
-      <w:r>
-        <w:rPr>
-          <w:rFonts w:ascii="Arial" w:hAnsi="Arial" w:cs="Arial"/>
-          <w:color w:val="0D0D0D" w:themeColor="text1" w:themeTint="F2"/>
-        </w:rPr>
-        <w:t xml:space="preserve">Utiliza la configuración del archivo </w:t>
+        <w:t>A</w:t>
       </w:r>
       <w:r>
         <w:rPr>
@@ -836,7 +843,7 @@
           <w:bCs/>
           <w:color w:val="0D0D0D" w:themeColor="text1" w:themeTint="F2"/>
         </w:rPr>
-        <w:t>A</w:t>
+        <w:t>ct</w:t>
       </w:r>
       <w:r>
         <w:rPr>
@@ -845,7 +852,7 @@
           <w:bCs/>
           <w:color w:val="0D0D0D" w:themeColor="text1" w:themeTint="F2"/>
         </w:rPr>
-        <w:t>ct</w:t>
+        <w:t>2</w:t>
       </w:r>
       <w:r>
         <w:rPr>
@@ -854,15 +861,6 @@
           <w:bCs/>
           <w:color w:val="0D0D0D" w:themeColor="text1" w:themeTint="F2"/>
         </w:rPr>
-        <w:t>2</w:t>
-      </w:r>
-      <w:r>
-        <w:rPr>
-          <w:rFonts w:ascii="Arial" w:hAnsi="Arial" w:cs="Arial"/>
-          <w:b/>
-          <w:bCs/>
-          <w:color w:val="0D0D0D" w:themeColor="text1" w:themeTint="F2"/>
-        </w:rPr>
         <w:t>.pkt</w:t>
       </w:r>
       <w:r>
@@ -870,7 +868,23 @@
           <w:rFonts w:ascii="Arial" w:hAnsi="Arial" w:cs="Arial"/>
           <w:color w:val="0D0D0D" w:themeColor="text1" w:themeTint="F2"/>
         </w:rPr>
-        <w:t xml:space="preserve"> para instalar las ACLs y comprobar su funcionamiento correcto.</w:t>
+        <w:t xml:space="preserve"> para instalar las </w:t>
+      </w:r>
+      <w:proofErr w:type="spellStart"/>
+      <w:r>
+        <w:rPr>
+          <w:rFonts w:ascii="Arial" w:hAnsi="Arial" w:cs="Arial"/>
+          <w:color w:val="0D0D0D" w:themeColor="text1" w:themeTint="F2"/>
+        </w:rPr>
+        <w:t>ACLs</w:t>
+      </w:r>
+      <w:proofErr w:type="spellEnd"/>
+      <w:r>
+        <w:rPr>
+          <w:rFonts w:ascii="Arial" w:hAnsi="Arial" w:cs="Arial"/>
+          <w:color w:val="0D0D0D" w:themeColor="text1" w:themeTint="F2"/>
+        </w:rPr>
+        <w:t xml:space="preserve"> y comprobar su funcionamiento correcto.</w:t>
       </w:r>
     </w:p>
     <w:p>
@@ -965,6 +979,7 @@
           <w:szCs w:val="20"/>
         </w:rPr>
       </w:pPr>
+      <w:proofErr w:type="spellStart"/>
       <w:r>
         <w:rPr>
           <w:rFonts w:ascii="Arial" w:hAnsi="Arial" w:cs="Arial"/>
@@ -972,7 +987,37 @@
           <w:sz w:val="20"/>
           <w:szCs w:val="20"/>
         </w:rPr>
-        <w:t>router(config)#</w:t>
+        <w:t>router</w:t>
+      </w:r>
+      <w:proofErr w:type="spellEnd"/>
+      <w:r>
+        <w:rPr>
+          <w:rFonts w:ascii="Arial" w:hAnsi="Arial" w:cs="Arial"/>
+          <w:color w:val="2D3B45"/>
+          <w:sz w:val="20"/>
+          <w:szCs w:val="20"/>
+        </w:rPr>
+        <w:t>(</w:t>
+      </w:r>
+      <w:proofErr w:type="spellStart"/>
+      <w:r>
+        <w:rPr>
+          <w:rFonts w:ascii="Arial" w:hAnsi="Arial" w:cs="Arial"/>
+          <w:color w:val="2D3B45"/>
+          <w:sz w:val="20"/>
+          <w:szCs w:val="20"/>
+        </w:rPr>
+        <w:t>config</w:t>
+      </w:r>
+      <w:proofErr w:type="spellEnd"/>
+      <w:r>
+        <w:rPr>
+          <w:rFonts w:ascii="Arial" w:hAnsi="Arial" w:cs="Arial"/>
+          <w:color w:val="2D3B45"/>
+          <w:sz w:val="20"/>
+          <w:szCs w:val="20"/>
+        </w:rPr>
+        <w:t>)#</w:t>
       </w:r>
     </w:p>
     <w:p>
@@ -1011,7 +1056,27 @@
           <w:sz w:val="20"/>
           <w:szCs w:val="20"/>
         </w:rPr>
-        <w:t xml:space="preserve">¿En qué router instalarás esta lista de control de acceso? </w:t>
+        <w:t xml:space="preserve">¿En qué </w:t>
+      </w:r>
+      <w:proofErr w:type="spellStart"/>
+      <w:r>
+        <w:rPr>
+          <w:rFonts w:ascii="Arial" w:hAnsi="Arial" w:cs="Arial"/>
+          <w:color w:val="2D3B45"/>
+          <w:sz w:val="20"/>
+          <w:szCs w:val="20"/>
+        </w:rPr>
+        <w:t>router</w:t>
+      </w:r>
+      <w:proofErr w:type="spellEnd"/>
+      <w:r>
+        <w:rPr>
+          <w:rFonts w:ascii="Arial" w:hAnsi="Arial" w:cs="Arial"/>
+          <w:color w:val="2D3B45"/>
+          <w:sz w:val="20"/>
+          <w:szCs w:val="20"/>
+        </w:rPr>
+        <w:t xml:space="preserve"> instalarás esta lista de control de acceso? </w:t>
       </w:r>
     </w:p>
     <w:p>
@@ -1139,7 +1204,15 @@
                 <w:b/>
                 <w:color w:val="000000"/>
               </w:rPr>
-              <w:t>From</w:t>
+              <w:t>De</w:t>
+            </w:r>
+            <w:r>
+              <w:rPr>
+                <w:rFonts w:ascii="Arial" w:hAnsi="Arial" w:cs="Arial"/>
+                <w:b/>
+                <w:color w:val="000000"/>
+              </w:rPr>
+              <w:t>sde</w:t>
             </w:r>
           </w:p>
         </w:tc>
@@ -1163,7 +1236,7 @@
                 <w:b/>
                 <w:color w:val="000000"/>
               </w:rPr>
-              <w:t>To</w:t>
+              <w:t>Hacia</w:t>
             </w:r>
           </w:p>
         </w:tc>
@@ -1187,7 +1260,39 @@
                 <w:b/>
                 <w:color w:val="000000"/>
               </w:rPr>
-              <w:t>IP Address (To)</w:t>
+              <w:t>Dirección IP</w:t>
+            </w:r>
+            <w:r>
+              <w:rPr>
+                <w:rFonts w:ascii="Arial" w:hAnsi="Arial" w:cs="Arial"/>
+                <w:b/>
+                <w:color w:val="000000"/>
+              </w:rPr>
+              <w:t xml:space="preserve"> </w:t>
+            </w:r>
+            <w:r>
+              <w:rPr>
+                <w:rFonts w:ascii="Arial" w:hAnsi="Arial" w:cs="Arial"/>
+                <w:bCs/>
+                <w:color w:val="000000"/>
+              </w:rPr>
+              <w:t>(</w:t>
+            </w:r>
+            <w:r>
+              <w:rPr>
+                <w:rFonts w:ascii="Arial" w:hAnsi="Arial" w:cs="Arial"/>
+                <w:bCs/>
+                <w:color w:val="000000"/>
+              </w:rPr>
+              <w:t>Hacia</w:t>
+            </w:r>
+            <w:r>
+              <w:rPr>
+                <w:rFonts w:ascii="Arial" w:hAnsi="Arial" w:cs="Arial"/>
+                <w:bCs/>
+                <w:color w:val="000000"/>
+              </w:rPr>
+              <w:t>)</w:t>
             </w:r>
           </w:p>
         </w:tc>
@@ -2035,9 +2140,17 @@
               <w:rPr>
                 <w:rFonts w:ascii="Arial" w:hAnsi="Arial" w:cs="Arial"/>
                 <w:b/>
-                <w:color w:val="0D0D0D" w:themeColor="text1" w:themeTint="F2"/>
-              </w:rPr>
-              <w:t>From</w:t>
+                <w:color w:val="000000"/>
+              </w:rPr>
+              <w:t>De</w:t>
+            </w:r>
+            <w:r>
+              <w:rPr>
+                <w:rFonts w:ascii="Arial" w:hAnsi="Arial" w:cs="Arial"/>
+                <w:b/>
+                <w:color w:val="000000"/>
+              </w:rPr>
+              <w:t>sde</w:t>
             </w:r>
           </w:p>
         </w:tc>
@@ -2059,9 +2172,9 @@
               <w:rPr>
                 <w:rFonts w:ascii="Arial" w:hAnsi="Arial" w:cs="Arial"/>
                 <w:b/>
-                <w:color w:val="0D0D0D" w:themeColor="text1" w:themeTint="F2"/>
-              </w:rPr>
-              <w:t>To</w:t>
+                <w:color w:val="000000"/>
+              </w:rPr>
+              <w:t>Hacia</w:t>
             </w:r>
           </w:p>
         </w:tc>
@@ -2083,9 +2196,25 @@
               <w:rPr>
                 <w:rFonts w:ascii="Arial" w:hAnsi="Arial" w:cs="Arial"/>
                 <w:b/>
-                <w:color w:val="0D0D0D" w:themeColor="text1" w:themeTint="F2"/>
-              </w:rPr>
-              <w:t>IP Address (To)</w:t>
+                <w:color w:val="000000"/>
+              </w:rPr>
+              <w:t>Dirección IP</w:t>
+            </w:r>
+            <w:r>
+              <w:rPr>
+                <w:rFonts w:ascii="Arial" w:hAnsi="Arial" w:cs="Arial"/>
+                <w:b/>
+                <w:color w:val="000000"/>
+              </w:rPr>
+              <w:t xml:space="preserve"> </w:t>
+            </w:r>
+            <w:r>
+              <w:rPr>
+                <w:rFonts w:ascii="Arial" w:hAnsi="Arial" w:cs="Arial"/>
+                <w:bCs/>
+                <w:color w:val="000000"/>
+              </w:rPr>
+              <w:t>(Hacia)</w:t>
             </w:r>
           </w:p>
         </w:tc>
@@ -2635,14 +2764,14 @@
           <w:bCs/>
           <w:color w:val="0D0D0D" w:themeColor="text1" w:themeTint="F2"/>
         </w:rPr>
-        <w:t xml:space="preserve"> acceso extendida </w:t>
-      </w:r>
-      <w:r>
-        <w:rPr>
-          <w:rFonts w:ascii="Arial" w:hAnsi="Arial" w:cs="Arial"/>
-          <w:color w:val="0D0D0D" w:themeColor="text1" w:themeTint="F2"/>
-        </w:rPr>
-        <w:t xml:space="preserve">que únicamente </w:t>
+        <w:t xml:space="preserve"> </w:t>
+      </w:r>
+      <w:r>
+        <w:rPr>
+          <w:rFonts w:ascii="Arial" w:hAnsi="Arial" w:cs="Arial"/>
+          <w:color w:val="0D0D0D" w:themeColor="text1" w:themeTint="F2"/>
+        </w:rPr>
+        <w:t>acceso</w:t>
       </w:r>
       <w:r>
         <w:rPr>
@@ -2651,28 +2780,14 @@
           <w:bCs/>
           <w:color w:val="0D0D0D" w:themeColor="text1" w:themeTint="F2"/>
         </w:rPr>
-        <w:t>permita el acceso</w:t>
-      </w:r>
-      <w:r>
-        <w:rPr>
-          <w:rFonts w:ascii="Arial" w:hAnsi="Arial" w:cs="Arial"/>
-          <w:color w:val="0D0D0D" w:themeColor="text1" w:themeTint="F2"/>
-        </w:rPr>
-        <w:t xml:space="preserve"> al servidor</w:t>
-      </w:r>
-      <w:r>
-        <w:rPr>
-          <w:rFonts w:ascii="Arial" w:hAnsi="Arial" w:cs="Arial"/>
-          <w:color w:val="0D0D0D" w:themeColor="text1" w:themeTint="F2"/>
-        </w:rPr>
-        <w:t xml:space="preserve"> de</w:t>
-      </w:r>
-      <w:r>
-        <w:rPr>
-          <w:rFonts w:ascii="Arial" w:hAnsi="Arial" w:cs="Arial"/>
-          <w:color w:val="0D0D0D" w:themeColor="text1" w:themeTint="F2"/>
-        </w:rPr>
-        <w:t xml:space="preserve"> </w:t>
+        <w:t xml:space="preserve"> extendida </w:t>
+      </w:r>
+      <w:r>
+        <w:rPr>
+          <w:rFonts w:ascii="Arial" w:hAnsi="Arial" w:cs="Arial"/>
+          <w:color w:val="0D0D0D" w:themeColor="text1" w:themeTint="F2"/>
+        </w:rPr>
+        <w:t xml:space="preserve">que únicamente </w:t>
       </w:r>
       <w:r>
         <w:rPr>
@@ -2681,16 +2796,36 @@
           <w:bCs/>
           <w:color w:val="0D0D0D" w:themeColor="text1" w:themeTint="F2"/>
         </w:rPr>
-        <w:t>Finanzas</w:t>
-      </w:r>
-      <w:r>
-        <w:rPr>
-          <w:rFonts w:ascii="Arial" w:hAnsi="Arial" w:cs="Arial"/>
-          <w:color w:val="0D0D0D" w:themeColor="text1" w:themeTint="F2"/>
-        </w:rPr>
-        <w:t xml:space="preserve"> desde cualquier IP asociada con la subred de los </w:t>
-      </w:r>
-      <w:proofErr w:type="gramStart"/>
+        <w:t xml:space="preserve">permita </w:t>
+      </w:r>
+      <w:r>
+        <w:rPr>
+          <w:rFonts w:ascii="Arial" w:hAnsi="Arial" w:cs="Arial"/>
+          <w:color w:val="0D0D0D" w:themeColor="text1" w:themeTint="F2"/>
+        </w:rPr>
+        <w:t>el acceso</w:t>
+      </w:r>
+      <w:r>
+        <w:rPr>
+          <w:rFonts w:ascii="Arial" w:hAnsi="Arial" w:cs="Arial"/>
+          <w:color w:val="0D0D0D" w:themeColor="text1" w:themeTint="F2"/>
+        </w:rPr>
+        <w:t xml:space="preserve"> al servidor</w:t>
+      </w:r>
+      <w:r>
+        <w:rPr>
+          <w:rFonts w:ascii="Arial" w:hAnsi="Arial" w:cs="Arial"/>
+          <w:color w:val="0D0D0D" w:themeColor="text1" w:themeTint="F2"/>
+        </w:rPr>
+        <w:t xml:space="preserve"> de</w:t>
+      </w:r>
+      <w:r>
+        <w:rPr>
+          <w:rFonts w:ascii="Arial" w:hAnsi="Arial" w:cs="Arial"/>
+          <w:color w:val="0D0D0D" w:themeColor="text1" w:themeTint="F2"/>
+        </w:rPr>
+        <w:t xml:space="preserve"> </w:t>
+      </w:r>
       <w:r>
         <w:rPr>
           <w:rFonts w:ascii="Arial" w:hAnsi="Arial" w:cs="Arial"/>
@@ -2698,16 +2833,16 @@
           <w:bCs/>
           <w:color w:val="0D0D0D" w:themeColor="text1" w:themeTint="F2"/>
         </w:rPr>
-        <w:t>Directores</w:t>
-      </w:r>
-      <w:proofErr w:type="gramEnd"/>
-      <w:r>
-        <w:rPr>
-          <w:rFonts w:ascii="Arial" w:hAnsi="Arial" w:cs="Arial"/>
-          <w:color w:val="0D0D0D" w:themeColor="text1" w:themeTint="F2"/>
-        </w:rPr>
-        <w:t xml:space="preserve"> pero que </w:t>
-      </w:r>
+        <w:t>Finanzas</w:t>
+      </w:r>
+      <w:r>
+        <w:rPr>
+          <w:rFonts w:ascii="Arial" w:hAnsi="Arial" w:cs="Arial"/>
+          <w:color w:val="0D0D0D" w:themeColor="text1" w:themeTint="F2"/>
+        </w:rPr>
+        <w:t xml:space="preserve"> desde cualquier IP asociada con la subred de </w:t>
+      </w:r>
+      <w:proofErr w:type="gramStart"/>
       <w:r>
         <w:rPr>
           <w:rFonts w:ascii="Arial" w:hAnsi="Arial" w:cs="Arial"/>
@@ -2715,42 +2850,15 @@
           <w:bCs/>
           <w:color w:val="0D0D0D" w:themeColor="text1" w:themeTint="F2"/>
         </w:rPr>
-        <w:t>impida el acceso</w:t>
-      </w:r>
-      <w:r>
-        <w:rPr>
-          <w:rFonts w:ascii="Arial" w:hAnsi="Arial" w:cs="Arial"/>
-          <w:color w:val="0D0D0D" w:themeColor="text1" w:themeTint="F2"/>
-        </w:rPr>
-        <w:t xml:space="preserve"> a este servidor desde otras direcciones IP. </w:t>
-      </w:r>
-      <w:r>
-        <w:rPr>
-          <w:rFonts w:ascii="Arial" w:hAnsi="Arial" w:cs="Arial"/>
-          <w:color w:val="0D0D0D" w:themeColor="text1" w:themeTint="F2"/>
-        </w:rPr>
-        <w:t xml:space="preserve">Permite el resto del tráfico. </w:t>
-      </w:r>
-      <w:r>
-        <w:rPr>
-          <w:rFonts w:ascii="Arial" w:hAnsi="Arial" w:cs="Arial"/>
-          <w:color w:val="0D0D0D" w:themeColor="text1" w:themeTint="F2"/>
-        </w:rPr>
-        <w:t>En est</w:t>
-      </w:r>
-      <w:r>
-        <w:rPr>
-          <w:rFonts w:ascii="Arial" w:hAnsi="Arial" w:cs="Arial"/>
-          <w:color w:val="0D0D0D" w:themeColor="text1" w:themeTint="F2"/>
-        </w:rPr>
-        <w:t>a</w:t>
-      </w:r>
-      <w:r>
-        <w:rPr>
-          <w:rFonts w:ascii="Arial" w:hAnsi="Arial" w:cs="Arial"/>
-          <w:color w:val="0D0D0D" w:themeColor="text1" w:themeTint="F2"/>
-        </w:rPr>
-        <w:t xml:space="preserve"> ocasión el servidor de </w:t>
+        <w:t>Directores</w:t>
+      </w:r>
+      <w:proofErr w:type="gramEnd"/>
+      <w:r>
+        <w:rPr>
+          <w:rFonts w:ascii="Arial" w:hAnsi="Arial" w:cs="Arial"/>
+          <w:color w:val="0D0D0D" w:themeColor="text1" w:themeTint="F2"/>
+        </w:rPr>
+        <w:t xml:space="preserve"> pero que </w:t>
       </w:r>
       <w:r>
         <w:rPr>
@@ -2759,16 +2867,50 @@
           <w:bCs/>
           <w:color w:val="0D0D0D" w:themeColor="text1" w:themeTint="F2"/>
         </w:rPr>
-        <w:t>Finanzas</w:t>
-      </w:r>
-      <w:r>
-        <w:rPr>
-          <w:rFonts w:ascii="Arial" w:hAnsi="Arial" w:cs="Arial"/>
-          <w:color w:val="0D0D0D" w:themeColor="text1" w:themeTint="F2"/>
-        </w:rPr>
-        <w:t xml:space="preserve"> al no permitir ningún tipo de tráfico desde direcciones diferentes de </w:t>
-      </w:r>
-      <w:proofErr w:type="gramStart"/>
+        <w:t xml:space="preserve">impida </w:t>
+      </w:r>
+      <w:r>
+        <w:rPr>
+          <w:rFonts w:ascii="Arial" w:hAnsi="Arial" w:cs="Arial"/>
+          <w:color w:val="0D0D0D" w:themeColor="text1" w:themeTint="F2"/>
+        </w:rPr>
+        <w:t>el acceso</w:t>
+      </w:r>
+      <w:r>
+        <w:rPr>
+          <w:rFonts w:ascii="Arial" w:hAnsi="Arial" w:cs="Arial"/>
+          <w:color w:val="0D0D0D" w:themeColor="text1" w:themeTint="F2"/>
+        </w:rPr>
+        <w:t xml:space="preserve"> a este servidor desde otras direcciones IP. </w:t>
+      </w:r>
+      <w:r>
+        <w:rPr>
+          <w:rFonts w:ascii="Arial" w:hAnsi="Arial" w:cs="Arial"/>
+          <w:color w:val="0D0D0D" w:themeColor="text1" w:themeTint="F2"/>
+        </w:rPr>
+        <w:t xml:space="preserve">Permite el resto del tráfico. </w:t>
+      </w:r>
+      <w:r>
+        <w:rPr>
+          <w:rFonts w:ascii="Arial" w:hAnsi="Arial" w:cs="Arial"/>
+          <w:color w:val="0D0D0D" w:themeColor="text1" w:themeTint="F2"/>
+        </w:rPr>
+        <w:t>En est</w:t>
+      </w:r>
+      <w:r>
+        <w:rPr>
+          <w:rFonts w:ascii="Arial" w:hAnsi="Arial" w:cs="Arial"/>
+          <w:color w:val="0D0D0D" w:themeColor="text1" w:themeTint="F2"/>
+        </w:rPr>
+        <w:t>a</w:t>
+      </w:r>
+      <w:r>
+        <w:rPr>
+          <w:rFonts w:ascii="Arial" w:hAnsi="Arial" w:cs="Arial"/>
+          <w:color w:val="0D0D0D" w:themeColor="text1" w:themeTint="F2"/>
+        </w:rPr>
+        <w:t xml:space="preserve"> ocasión el servidor de </w:t>
+      </w:r>
       <w:r>
         <w:rPr>
           <w:rFonts w:ascii="Arial" w:hAnsi="Arial" w:cs="Arial"/>
@@ -2776,33 +2918,16 @@
           <w:bCs/>
           <w:color w:val="0D0D0D" w:themeColor="text1" w:themeTint="F2"/>
         </w:rPr>
-        <w:t>Directores</w:t>
-      </w:r>
-      <w:proofErr w:type="gramEnd"/>
-      <w:r>
-        <w:rPr>
-          <w:rFonts w:ascii="Arial" w:hAnsi="Arial" w:cs="Arial"/>
-          <w:color w:val="0D0D0D" w:themeColor="text1" w:themeTint="F2"/>
-        </w:rPr>
-        <w:t xml:space="preserve"> </w:t>
-      </w:r>
-      <w:r>
-        <w:rPr>
-          <w:rFonts w:ascii="Arial" w:hAnsi="Arial" w:cs="Arial"/>
-          <w:color w:val="0D0D0D" w:themeColor="text1" w:themeTint="F2"/>
-        </w:rPr>
-        <w:t>dará la impresión de que no existe.</w:t>
-      </w:r>
-      <w:r>
-        <w:t xml:space="preserve"> </w:t>
-      </w:r>
-      <w:r>
-        <w:rPr>
-          <w:rFonts w:ascii="Arial" w:hAnsi="Arial" w:cs="Arial"/>
-          <w:color w:val="0D0D0D" w:themeColor="text1" w:themeTint="F2"/>
-        </w:rPr>
-        <w:t xml:space="preserve">Utiliza la configuración del archivo </w:t>
-      </w:r>
+        <w:t>Finanzas</w:t>
+      </w:r>
+      <w:r>
+        <w:rPr>
+          <w:rFonts w:ascii="Arial" w:hAnsi="Arial" w:cs="Arial"/>
+          <w:color w:val="0D0D0D" w:themeColor="text1" w:themeTint="F2"/>
+        </w:rPr>
+        <w:t xml:space="preserve"> al no permitir ningún tipo de tráfico desde direcciones diferentes de </w:t>
+      </w:r>
+      <w:proofErr w:type="gramStart"/>
       <w:r>
         <w:rPr>
           <w:rFonts w:ascii="Arial" w:hAnsi="Arial" w:cs="Arial"/>
@@ -2810,7 +2935,32 @@
           <w:bCs/>
           <w:color w:val="0D0D0D" w:themeColor="text1" w:themeTint="F2"/>
         </w:rPr>
-        <w:t>A</w:t>
+        <w:t>Directores</w:t>
+      </w:r>
+      <w:proofErr w:type="gramEnd"/>
+      <w:r>
+        <w:rPr>
+          <w:rFonts w:ascii="Arial" w:hAnsi="Arial" w:cs="Arial"/>
+          <w:color w:val="0D0D0D" w:themeColor="text1" w:themeTint="F2"/>
+        </w:rPr>
+        <w:t xml:space="preserve"> </w:t>
+      </w:r>
+      <w:r>
+        <w:rPr>
+          <w:rFonts w:ascii="Arial" w:hAnsi="Arial" w:cs="Arial"/>
+          <w:color w:val="0D0D0D" w:themeColor="text1" w:themeTint="F2"/>
+        </w:rPr>
+        <w:t>dará la impresión de que no existe.</w:t>
+      </w:r>
+      <w:r>
+        <w:t xml:space="preserve"> </w:t>
+      </w:r>
+      <w:r>
+        <w:rPr>
+          <w:rFonts w:ascii="Arial" w:hAnsi="Arial" w:cs="Arial"/>
+          <w:color w:val="0D0D0D" w:themeColor="text1" w:themeTint="F2"/>
+        </w:rPr>
+        <w:t xml:space="preserve">Utiliza la configuración del archivo </w:t>
       </w:r>
       <w:r>
         <w:rPr>
@@ -2819,7 +2969,7 @@
           <w:bCs/>
           <w:color w:val="0D0D0D" w:themeColor="text1" w:themeTint="F2"/>
         </w:rPr>
-        <w:t>ct</w:t>
+        <w:t>A</w:t>
       </w:r>
       <w:r>
         <w:rPr>
@@ -2828,7 +2978,7 @@
           <w:bCs/>
           <w:color w:val="0D0D0D" w:themeColor="text1" w:themeTint="F2"/>
         </w:rPr>
-        <w:t>2</w:t>
+        <w:t>ct</w:t>
       </w:r>
       <w:r>
         <w:rPr>
@@ -2837,6 +2987,15 @@
           <w:bCs/>
           <w:color w:val="0D0D0D" w:themeColor="text1" w:themeTint="F2"/>
         </w:rPr>
+        <w:t>2</w:t>
+      </w:r>
+      <w:r>
+        <w:rPr>
+          <w:rFonts w:ascii="Arial" w:hAnsi="Arial" w:cs="Arial"/>
+          <w:b/>
+          <w:bCs/>
+          <w:color w:val="0D0D0D" w:themeColor="text1" w:themeTint="F2"/>
+        </w:rPr>
         <w:t>.pkt</w:t>
       </w:r>
       <w:r>
@@ -2844,7 +3003,23 @@
           <w:rFonts w:ascii="Arial" w:hAnsi="Arial" w:cs="Arial"/>
           <w:color w:val="0D0D0D" w:themeColor="text1" w:themeTint="F2"/>
         </w:rPr>
-        <w:t xml:space="preserve"> para instalar las ACLs y comprobar su funcionamiento correcto.</w:t>
+        <w:t xml:space="preserve"> para instalar las </w:t>
+      </w:r>
+      <w:proofErr w:type="spellStart"/>
+      <w:r>
+        <w:rPr>
+          <w:rFonts w:ascii="Arial" w:hAnsi="Arial" w:cs="Arial"/>
+          <w:color w:val="0D0D0D" w:themeColor="text1" w:themeTint="F2"/>
+        </w:rPr>
+        <w:t>ACLs</w:t>
+      </w:r>
+      <w:proofErr w:type="spellEnd"/>
+      <w:r>
+        <w:rPr>
+          <w:rFonts w:ascii="Arial" w:hAnsi="Arial" w:cs="Arial"/>
+          <w:color w:val="0D0D0D" w:themeColor="text1" w:themeTint="F2"/>
+        </w:rPr>
+        <w:t xml:space="preserve"> y comprobar su funcionamiento correcto.</w:t>
       </w:r>
     </w:p>
     <w:p>
@@ -2939,6 +3114,7 @@
           <w:szCs w:val="20"/>
         </w:rPr>
       </w:pPr>
+      <w:proofErr w:type="spellStart"/>
       <w:r>
         <w:rPr>
           <w:rFonts w:ascii="Arial" w:hAnsi="Arial" w:cs="Arial"/>
@@ -2946,7 +3122,37 @@
           <w:sz w:val="20"/>
           <w:szCs w:val="20"/>
         </w:rPr>
-        <w:t>router(config)#</w:t>
+        <w:t>router</w:t>
+      </w:r>
+      <w:proofErr w:type="spellEnd"/>
+      <w:r>
+        <w:rPr>
+          <w:rFonts w:ascii="Arial" w:hAnsi="Arial" w:cs="Arial"/>
+          <w:color w:val="2D3B45"/>
+          <w:sz w:val="20"/>
+          <w:szCs w:val="20"/>
+        </w:rPr>
+        <w:t>(</w:t>
+      </w:r>
+      <w:proofErr w:type="spellStart"/>
+      <w:r>
+        <w:rPr>
+          <w:rFonts w:ascii="Arial" w:hAnsi="Arial" w:cs="Arial"/>
+          <w:color w:val="2D3B45"/>
+          <w:sz w:val="20"/>
+          <w:szCs w:val="20"/>
+        </w:rPr>
+        <w:t>config</w:t>
+      </w:r>
+      <w:proofErr w:type="spellEnd"/>
+      <w:r>
+        <w:rPr>
+          <w:rFonts w:ascii="Arial" w:hAnsi="Arial" w:cs="Arial"/>
+          <w:color w:val="2D3B45"/>
+          <w:sz w:val="20"/>
+          <w:szCs w:val="20"/>
+        </w:rPr>
+        <w:t>)#</w:t>
       </w:r>
     </w:p>
     <w:p>
@@ -2985,7 +3191,27 @@
           <w:sz w:val="20"/>
           <w:szCs w:val="20"/>
         </w:rPr>
-        <w:t xml:space="preserve">¿En qué router instalarás esta lista de control de acceso? </w:t>
+        <w:t xml:space="preserve">¿En qué </w:t>
+      </w:r>
+      <w:proofErr w:type="spellStart"/>
+      <w:r>
+        <w:rPr>
+          <w:rFonts w:ascii="Arial" w:hAnsi="Arial" w:cs="Arial"/>
+          <w:color w:val="2D3B45"/>
+          <w:sz w:val="20"/>
+          <w:szCs w:val="20"/>
+        </w:rPr>
+        <w:t>router</w:t>
+      </w:r>
+      <w:proofErr w:type="spellEnd"/>
+      <w:r>
+        <w:rPr>
+          <w:rFonts w:ascii="Arial" w:hAnsi="Arial" w:cs="Arial"/>
+          <w:color w:val="2D3B45"/>
+          <w:sz w:val="20"/>
+          <w:szCs w:val="20"/>
+        </w:rPr>
+        <w:t xml:space="preserve"> instalarás esta lista de control de acceso? </w:t>
       </w:r>
     </w:p>
     <w:p>
@@ -3109,7 +3335,15 @@
                 <w:b/>
                 <w:color w:val="000000"/>
               </w:rPr>
-              <w:t>From</w:t>
+              <w:t>De</w:t>
+            </w:r>
+            <w:r>
+              <w:rPr>
+                <w:rFonts w:ascii="Arial" w:hAnsi="Arial" w:cs="Arial"/>
+                <w:b/>
+                <w:color w:val="000000"/>
+              </w:rPr>
+              <w:t>sde</w:t>
             </w:r>
           </w:p>
         </w:tc>
@@ -3133,7 +3367,7 @@
                 <w:b/>
                 <w:color w:val="000000"/>
               </w:rPr>
-              <w:t>To</w:t>
+              <w:t>Hacia</w:t>
             </w:r>
           </w:p>
         </w:tc>
@@ -3157,7 +3391,23 @@
                 <w:b/>
                 <w:color w:val="000000"/>
               </w:rPr>
-              <w:t>IP Address (To)</w:t>
+              <w:t>Dirección IP</w:t>
+            </w:r>
+            <w:r>
+              <w:rPr>
+                <w:rFonts w:ascii="Arial" w:hAnsi="Arial" w:cs="Arial"/>
+                <w:b/>
+                <w:color w:val="000000"/>
+              </w:rPr>
+              <w:t xml:space="preserve"> </w:t>
+            </w:r>
+            <w:r>
+              <w:rPr>
+                <w:rFonts w:ascii="Arial" w:hAnsi="Arial" w:cs="Arial"/>
+                <w:bCs/>
+                <w:color w:val="000000"/>
+              </w:rPr>
+              <w:t>(Hacia)</w:t>
             </w:r>
           </w:p>
         </w:tc>
@@ -3725,7 +3975,15 @@
                 <w:b/>
                 <w:color w:val="000000"/>
               </w:rPr>
-              <w:t>From</w:t>
+              <w:t>De</w:t>
+            </w:r>
+            <w:r>
+              <w:rPr>
+                <w:rFonts w:ascii="Arial" w:hAnsi="Arial" w:cs="Arial"/>
+                <w:b/>
+                <w:color w:val="000000"/>
+              </w:rPr>
+              <w:t>sde</w:t>
             </w:r>
           </w:p>
         </w:tc>
@@ -3749,7 +4007,7 @@
                 <w:b/>
                 <w:color w:val="000000"/>
               </w:rPr>
-              <w:t>To</w:t>
+              <w:t>Hacia</w:t>
             </w:r>
           </w:p>
         </w:tc>
@@ -3773,7 +4031,23 @@
                 <w:b/>
                 <w:color w:val="000000"/>
               </w:rPr>
-              <w:t>IP Address (To)</w:t>
+              <w:t>Dirección IP</w:t>
+            </w:r>
+            <w:r>
+              <w:rPr>
+                <w:rFonts w:ascii="Arial" w:hAnsi="Arial" w:cs="Arial"/>
+                <w:b/>
+                <w:color w:val="000000"/>
+              </w:rPr>
+              <w:t xml:space="preserve"> </w:t>
+            </w:r>
+            <w:r>
+              <w:rPr>
+                <w:rFonts w:ascii="Arial" w:hAnsi="Arial" w:cs="Arial"/>
+                <w:bCs/>
+                <w:color w:val="000000"/>
+              </w:rPr>
+              <w:t>(Hacia)</w:t>
             </w:r>
           </w:p>
         </w:tc>
